--- a/docs/Oros - CKM Data Readiness - Operational Care Model.docx
+++ b/docs/Oros - CKM Data Readiness - Operational Care Model.docx
@@ -344,7 +344,7 @@
         <w:spacing w:after="100"/>
       </w:pPr>
       <w:r>
-        <w:t xml:space="preserve">Clinical signals are generated from available data sources — device data streams, EHR-derived data, or a combination of both. In rural settings where EHR data is incomplete or delayed, device-mediated signals serve as the primary source of risk identification in early pilot stages, enabling care teams to act before full EHR integration is in place. As data readiness improves, device and EHR signals are combined for more comprehensive risk detection.</w:t>
+        <w:t xml:space="preserve">Clinical signals are generated from available data sources — device data streams, EHR-derived data, or a combination of both. In rural settings where EHR data is incomplete or delayed, device-mediated signals serve as the early operational source for the risk stratification review in early pilot stages, enabling care teams to act before full EHR integration is in place. As data readiness improves, device and EHR signals are combined for more comprehensive risk detection.</w:t>
       </w:r>
     </w:p>
     <w:p>
